--- a/Job Hunt 2026/2026-09-09 - Cardone Ventures - Social Content Creator/Job Description & Company Research - Cardone Ventures.docx
+++ b/Job Hunt 2026/2026-09-09 - Cardone Ventures - Social Content Creator/Job Description & Company Research - Cardone Ventures.docx
@@ -44,7 +44,7 @@
         </w:rPr>
         <w:t xml:space="preserve">APPLY:  </w:t>
       </w:r>
-      <w:hyperlink w:history="1" r:id="rIdm1j6wma1mb28utkhtvfc5">
+      <w:hyperlink w:history="1" r:id="rIdditribkinlr9q1hmkzh-0">
         <w:r>
           <w:rPr>
             <w:rFonts w:ascii="Calibri" w:cs="Calibri" w:eastAsia="Calibri" w:hAnsi="Calibri"/>
@@ -1172,7 +1172,7 @@
         </w:rPr>
         <w:t xml:space="preserve"> </w:t>
       </w:r>
-      <w:hyperlink w:history="1" r:id="rIdage3wmbm9qmkw4nh7-ds7">
+      <w:hyperlink w:history="1" r:id="rIdwodbhipjchnmt9ubxnfhj">
         <w:r>
           <w:rPr>
             <w:rFonts w:ascii="Calibri" w:cs="Calibri" w:eastAsia="Calibri" w:hAnsi="Calibri"/>
@@ -1234,7 +1234,7 @@
         </w:rPr>
         <w:t xml:space="preserve"> </w:t>
       </w:r>
-      <w:hyperlink w:history="1" r:id="rIduf04-tqwzjpm-atb1qtqc">
+      <w:hyperlink w:history="1" r:id="rId-_rqe3zysmfiadocljews">
         <w:r>
           <w:rPr>
             <w:rFonts w:ascii="Calibri" w:cs="Calibri" w:eastAsia="Calibri" w:hAnsi="Calibri"/>
@@ -1265,17 +1265,29 @@
     </w:p>
     <w:p>
       <w:pPr>
-        <w:spacing w:after="100" w:line="264"/>
-      </w:pPr>
-      <w:r>
-        <w:rPr>
-          <w:rFonts w:ascii="Calibri" w:cs="Calibri" w:eastAsia="Calibri" w:hAnsi="Calibri"/>
-          <w:color w:val="1A1A1A"/>
-          <w:sz w:val="21"/>
-          <w:szCs w:val="21"/>
-        </w:rPr>
-        <w:t xml:space="preserve">No Reddit threads about working at Cardone Ventures came up in several standard and extended searches. The closest thing was a post on Fishbowl (a different anonymous work forum) from a job seeker asking if anyone had worked there. The only visible reply warned about the Grant Cardone name and gave no first-hand detail.</w:t>
-      </w:r>
+        <w:spacing w:after="100"/>
+      </w:pPr>
+      <w:r>
+        <w:rPr>
+          <w:rFonts w:ascii="Calibri" w:cs="Calibri" w:eastAsia="Calibri" w:hAnsi="Calibri"/>
+          <w:color w:val="1A1A1A"/>
+          <w:sz w:val="21"/>
+          <w:szCs w:val="21"/>
+        </w:rPr>
+        <w:t xml:space="preserve">Reddit could not be searched for this sheet: Reddit blocks the automated search Claude uses. Open the link to read what people say there. </w:t>
+      </w:r>
+      <w:hyperlink w:history="1" r:id="rIdnewpbfgwj9ztpmy-tdsys">
+        <w:r>
+          <w:rPr>
+            <w:rFonts w:ascii="Calibri" w:cs="Calibri" w:eastAsia="Calibri" w:hAnsi="Calibri"/>
+            <w:color w:val="1A4D8F"/>
+            <w:sz w:val="21"/>
+            <w:szCs w:val="21"/>
+            <w:u w:val="single"/>
+          </w:rPr>
+          <w:t xml:space="preserve">Search Reddit for Cardone Ventures</w:t>
+        </w:r>
+      </w:hyperlink>
     </w:p>
     <w:p>
       <w:pPr>
@@ -1339,7 +1351,7 @@
         </w:rPr>
         <w:t xml:space="preserve"> </w:t>
       </w:r>
-      <w:hyperlink w:history="1" r:id="rIdx8dk5kgktjt7pxaapqchp">
+      <w:hyperlink w:history="1" r:id="rIdc8w-mut-q3ywdube2flci">
         <w:r>
           <w:rPr>
             <w:rFonts w:ascii="Calibri" w:cs="Calibri" w:eastAsia="Calibri" w:hAnsi="Calibri"/>
@@ -1359,7 +1371,7 @@
         </w:rPr>
         <w:t xml:space="preserve"> </w:t>
       </w:r>
-      <w:hyperlink w:history="1" r:id="rIdaxe4hsghpk0h87nizof8k">
+      <w:hyperlink w:history="1" r:id="rIdjhkh2t3kqzalhv9plpaqr">
         <w:r>
           <w:rPr>
             <w:rFonts w:ascii="Calibri" w:cs="Calibri" w:eastAsia="Calibri" w:hAnsi="Calibri"/>
@@ -1398,7 +1410,7 @@
         </w:rPr>
         <w:t xml:space="preserve"> </w:t>
       </w:r>
-      <w:hyperlink w:history="1" r:id="rId61dhn9e9judhfhhrgs_8l">
+      <w:hyperlink w:history="1" r:id="rIdktgh7h4fvntsgyphxuau1">
         <w:r>
           <w:rPr>
             <w:rFonts w:ascii="Calibri" w:cs="Calibri" w:eastAsia="Calibri" w:hAnsi="Calibri"/>
@@ -1418,7 +1430,7 @@
         </w:rPr>
         <w:t xml:space="preserve"> </w:t>
       </w:r>
-      <w:hyperlink w:history="1" r:id="rIdnwexf5m8fvt_6l2cweefc">
+      <w:hyperlink w:history="1" r:id="rId9uyzrtlgrn5k_vaztq0ha">
         <w:r>
           <w:rPr>
             <w:rFonts w:ascii="Calibri" w:cs="Calibri" w:eastAsia="Calibri" w:hAnsi="Calibri"/>
@@ -1457,7 +1469,7 @@
         </w:rPr>
         <w:t xml:space="preserve"> </w:t>
       </w:r>
-      <w:hyperlink w:history="1" r:id="rId1yrqh2_umcpa2oa_c-1fs">
+      <w:hyperlink w:history="1" r:id="rId0-zexbyeqiuei7uazlz1s">
         <w:r>
           <w:rPr>
             <w:rFonts w:ascii="Calibri" w:cs="Calibri" w:eastAsia="Calibri" w:hAnsi="Calibri"/>
@@ -1477,7 +1489,7 @@
         </w:rPr>
         <w:t xml:space="preserve"> </w:t>
       </w:r>
-      <w:hyperlink w:history="1" r:id="rId2rwqxe7jz7ef304rpi1jb">
+      <w:hyperlink w:history="1" r:id="rIdic2xpmw-88epphg_bw-vz">
         <w:r>
           <w:rPr>
             <w:rFonts w:ascii="Calibri" w:cs="Calibri" w:eastAsia="Calibri" w:hAnsi="Calibri"/>
@@ -1497,7 +1509,7 @@
         </w:rPr>
         <w:t xml:space="preserve"> </w:t>
       </w:r>
-      <w:hyperlink w:history="1" r:id="rIdlxap1gjd-bjclo0cvc0bj">
+      <w:hyperlink w:history="1" r:id="rIdx6g1nhqoidsmsimcxvw0k">
         <w:r>
           <w:rPr>
             <w:rFonts w:ascii="Calibri" w:cs="Calibri" w:eastAsia="Calibri" w:hAnsi="Calibri"/>
@@ -1536,7 +1548,7 @@
         </w:rPr>
         <w:t xml:space="preserve"> </w:t>
       </w:r>
-      <w:hyperlink w:history="1" r:id="rIdsvfsgvdefwevkvi-qflf9">
+      <w:hyperlink w:history="1" r:id="rIdlzragqx7titywqydpicpa">
         <w:r>
           <w:rPr>
             <w:rFonts w:ascii="Calibri" w:cs="Calibri" w:eastAsia="Calibri" w:hAnsi="Calibri"/>
@@ -1556,7 +1568,7 @@
         </w:rPr>
         <w:t xml:space="preserve"> </w:t>
       </w:r>
-      <w:hyperlink w:history="1" r:id="rIdys2tm1i-aewsm2qgedssj">
+      <w:hyperlink w:history="1" r:id="rIdqbc2rfczutrbvcsru_lzw">
         <w:r>
           <w:rPr>
             <w:rFonts w:ascii="Calibri" w:cs="Calibri" w:eastAsia="Calibri" w:hAnsi="Calibri"/>
@@ -1595,7 +1607,7 @@
         </w:rPr>
         <w:t xml:space="preserve"> </w:t>
       </w:r>
-      <w:hyperlink w:history="1" r:id="rId5n7jbrfpc09asqzyq-bdk">
+      <w:hyperlink w:history="1" r:id="rIdkgedeo8agpdbcy4irfghp">
         <w:r>
           <w:rPr>
             <w:rFonts w:ascii="Calibri" w:cs="Calibri" w:eastAsia="Calibri" w:hAnsi="Calibri"/>
@@ -1615,7 +1627,7 @@
         </w:rPr>
         <w:t xml:space="preserve"> </w:t>
       </w:r>
-      <w:hyperlink w:history="1" r:id="rIdplmoseyue-w9s7f8qe22m">
+      <w:hyperlink w:history="1" r:id="rIdq4tcfvkra8kdcb0f3z_s8">
         <w:r>
           <w:rPr>
             <w:rFonts w:ascii="Calibri" w:cs="Calibri" w:eastAsia="Calibri" w:hAnsi="Calibri"/>
@@ -1654,7 +1666,7 @@
         </w:rPr>
         <w:t xml:space="preserve"> </w:t>
       </w:r>
-      <w:hyperlink w:history="1" r:id="rIdwvjclmmrx_lu4pkmkyqji">
+      <w:hyperlink w:history="1" r:id="rIdu7zlygozxsqxbpvxketjh">
         <w:r>
           <w:rPr>
             <w:rFonts w:ascii="Calibri" w:cs="Calibri" w:eastAsia="Calibri" w:hAnsi="Calibri"/>
@@ -1693,7 +1705,7 @@
         </w:rPr>
         <w:t xml:space="preserve"> </w:t>
       </w:r>
-      <w:hyperlink w:history="1" r:id="rIdx4sz6ybzfltnkjawiqtsh">
+      <w:hyperlink w:history="1" r:id="rIdihwfuh6wx90v1uux5yqtx">
         <w:r>
           <w:rPr>
             <w:rFonts w:ascii="Calibri" w:cs="Calibri" w:eastAsia="Calibri" w:hAnsi="Calibri"/>
@@ -1748,7 +1760,7 @@
         </w:rPr>
         <w:t xml:space="preserve"> </w:t>
       </w:r>
-      <w:hyperlink w:history="1" r:id="rIdet3bgqeuayrk5u-lu22dt">
+      <w:hyperlink w:history="1" r:id="rIdgicpz67f8pquowq--ea9c">
         <w:r>
           <w:rPr>
             <w:rFonts w:ascii="Calibri" w:cs="Calibri" w:eastAsia="Calibri" w:hAnsi="Calibri"/>
@@ -1768,7 +1780,7 @@
         </w:rPr>
         <w:t xml:space="preserve"> </w:t>
       </w:r>
-      <w:hyperlink w:history="1" r:id="rIdgfyvopcj5zx6fy22vcoyg">
+      <w:hyperlink w:history="1" r:id="rIdflwumrmgdz48djbkee2e3">
         <w:r>
           <w:rPr>
             <w:rFonts w:ascii="Calibri" w:cs="Calibri" w:eastAsia="Calibri" w:hAnsi="Calibri"/>
@@ -1788,7 +1800,7 @@
         </w:rPr>
         <w:t xml:space="preserve"> </w:t>
       </w:r>
-      <w:hyperlink w:history="1" r:id="rIdbrk-ggt3g7k6ldgr3-dbx">
+      <w:hyperlink w:history="1" r:id="rIddyxnp6geovvgjmutzznm_">
         <w:r>
           <w:rPr>
             <w:rFonts w:ascii="Calibri" w:cs="Calibri" w:eastAsia="Calibri" w:hAnsi="Calibri"/>
@@ -1827,7 +1839,7 @@
         </w:rPr>
         <w:t xml:space="preserve"> </w:t>
       </w:r>
-      <w:hyperlink w:history="1" r:id="rIdzpwnfdthtyd5uapqmvjac">
+      <w:hyperlink w:history="1" r:id="rIdbemjrj3dfspnkx4dc59ww">
         <w:r>
           <w:rPr>
             <w:rFonts w:ascii="Calibri" w:cs="Calibri" w:eastAsia="Calibri" w:hAnsi="Calibri"/>
@@ -1847,7 +1859,7 @@
         </w:rPr>
         <w:t xml:space="preserve"> </w:t>
       </w:r>
-      <w:hyperlink w:history="1" r:id="rIdjasuzwow0ymj5po5uoyle">
+      <w:hyperlink w:history="1" r:id="rIdi3j4ew25mbuvhgyyontlz">
         <w:r>
           <w:rPr>
             <w:rFonts w:ascii="Calibri" w:cs="Calibri" w:eastAsia="Calibri" w:hAnsi="Calibri"/>
@@ -1867,7 +1879,7 @@
         </w:rPr>
         <w:t xml:space="preserve"> </w:t>
       </w:r>
-      <w:hyperlink w:history="1" r:id="rIdmmb4twe5-otjtrc0_jc5e">
+      <w:hyperlink w:history="1" r:id="rId6g1sxumvldfacyoo9untj">
         <w:r>
           <w:rPr>
             <w:rFonts w:ascii="Calibri" w:cs="Calibri" w:eastAsia="Calibri" w:hAnsi="Calibri"/>
@@ -1906,7 +1918,7 @@
         </w:rPr>
         <w:t xml:space="preserve"> </w:t>
       </w:r>
-      <w:hyperlink w:history="1" r:id="rIdlufzt-pgiiipzv-fcxdta">
+      <w:hyperlink w:history="1" r:id="rIdihk_klrutkcraskxsfckd">
         <w:r>
           <w:rPr>
             <w:rFonts w:ascii="Calibri" w:cs="Calibri" w:eastAsia="Calibri" w:hAnsi="Calibri"/>
@@ -1926,7 +1938,7 @@
         </w:rPr>
         <w:t xml:space="preserve"> </w:t>
       </w:r>
-      <w:hyperlink w:history="1" r:id="rId6n7olc1det6qoxl8op8bu">
+      <w:hyperlink w:history="1" r:id="rIdpapf08ev70gj68zih8015">
         <w:r>
           <w:rPr>
             <w:rFonts w:ascii="Calibri" w:cs="Calibri" w:eastAsia="Calibri" w:hAnsi="Calibri"/>
@@ -1965,7 +1977,7 @@
         </w:rPr>
         <w:t xml:space="preserve"> </w:t>
       </w:r>
-      <w:hyperlink w:history="1" r:id="rId3wuct83k_r2cv1urully8">
+      <w:hyperlink w:history="1" r:id="rId_rhvqz2pdkr_tochs8_vo">
         <w:r>
           <w:rPr>
             <w:rFonts w:ascii="Calibri" w:cs="Calibri" w:eastAsia="Calibri" w:hAnsi="Calibri"/>
@@ -1985,7 +1997,7 @@
         </w:rPr>
         <w:t xml:space="preserve"> </w:t>
       </w:r>
-      <w:hyperlink w:history="1" r:id="rIdpcnhqx2x1ipb_5_4y7psw">
+      <w:hyperlink w:history="1" r:id="rIdi_i7gizwvz0axerl2li4x">
         <w:r>
           <w:rPr>
             <w:rFonts w:ascii="Calibri" w:cs="Calibri" w:eastAsia="Calibri" w:hAnsi="Calibri"/>
@@ -2005,7 +2017,7 @@
         </w:rPr>
         <w:t xml:space="preserve"> </w:t>
       </w:r>
-      <w:hyperlink w:history="1" r:id="rIdwpo6ab9twacf8r1mfcbxk">
+      <w:hyperlink w:history="1" r:id="rIdjghtjainmtin3us5icf9o">
         <w:r>
           <w:rPr>
             <w:rFonts w:ascii="Calibri" w:cs="Calibri" w:eastAsia="Calibri" w:hAnsi="Calibri"/>
@@ -2025,7 +2037,7 @@
         </w:rPr>
         <w:t xml:space="preserve"> </w:t>
       </w:r>
-      <w:hyperlink w:history="1" r:id="rIdnulcmt6cetnz3gesqzvyp">
+      <w:hyperlink w:history="1" r:id="rIde7b7reomyou4c1eq7qci0">
         <w:r>
           <w:rPr>
             <w:rFonts w:ascii="Calibri" w:cs="Calibri" w:eastAsia="Calibri" w:hAnsi="Calibri"/>
@@ -2064,7 +2076,7 @@
         </w:rPr>
         <w:t xml:space="preserve"> </w:t>
       </w:r>
-      <w:hyperlink w:history="1" r:id="rId3dncff1bft3egpqjaufop">
+      <w:hyperlink w:history="1" r:id="rId62ozysqxtpimfu50oqnrb">
         <w:r>
           <w:rPr>
             <w:rFonts w:ascii="Calibri" w:cs="Calibri" w:eastAsia="Calibri" w:hAnsi="Calibri"/>
@@ -2103,7 +2115,7 @@
         </w:rPr>
         <w:t xml:space="preserve"> </w:t>
       </w:r>
-      <w:hyperlink w:history="1" r:id="rId3sexg4pqin2vy9wljizmm">
+      <w:hyperlink w:history="1" r:id="rIdfei98vqol4sgirugb4e5m">
         <w:r>
           <w:rPr>
             <w:rFonts w:ascii="Calibri" w:cs="Calibri" w:eastAsia="Calibri" w:hAnsi="Calibri"/>
@@ -2123,7 +2135,7 @@
         </w:rPr>
         <w:t xml:space="preserve"> </w:t>
       </w:r>
-      <w:hyperlink w:history="1" r:id="rId9bven4vrbcjw7l-1zzxol">
+      <w:hyperlink w:history="1" r:id="rIduhs28qs7zcjkvcji98qx1">
         <w:r>
           <w:rPr>
             <w:rFonts w:ascii="Calibri" w:cs="Calibri" w:eastAsia="Calibri" w:hAnsi="Calibri"/>
@@ -2162,7 +2174,7 @@
         </w:rPr>
         <w:t xml:space="preserve"> </w:t>
       </w:r>
-      <w:hyperlink w:history="1" r:id="rIdiwpwqwjpqh7ufevcei9xe">
+      <w:hyperlink w:history="1" r:id="rId7ve1rj-qpzjaf3gg7tpla">
         <w:r>
           <w:rPr>
             <w:rFonts w:ascii="Calibri" w:cs="Calibri" w:eastAsia="Calibri" w:hAnsi="Calibri"/>
@@ -2324,7 +2336,7 @@
         </w:numPr>
         <w:spacing w:after="50" w:line="259"/>
       </w:pPr>
-      <w:hyperlink w:history="1" r:id="rIdhde_t33xcenmwp7s_mw8e">
+      <w:hyperlink w:history="1" r:id="rIdnapy2lu9gk4wc0dn7_4gs">
         <w:r>
           <w:rPr>
             <w:rFonts w:ascii="Calibri" w:cs="Calibri" w:eastAsia="Calibri" w:hAnsi="Calibri"/>
@@ -2355,7 +2367,7 @@
         </w:numPr>
         <w:spacing w:after="50" w:line="259"/>
       </w:pPr>
-      <w:hyperlink w:history="1" r:id="rIdyyzcnpu35fpstkpffxutr">
+      <w:hyperlink w:history="1" r:id="rIdts-z-caefoi5xuoxv6pk9">
         <w:r>
           <w:rPr>
             <w:rFonts w:ascii="Calibri" w:cs="Calibri" w:eastAsia="Calibri" w:hAnsi="Calibri"/>
@@ -2386,7 +2398,7 @@
         </w:numPr>
         <w:spacing w:after="50" w:line="259"/>
       </w:pPr>
-      <w:hyperlink w:history="1" r:id="rIdexjy9txaxeeksroo4twg5">
+      <w:hyperlink w:history="1" r:id="rIdnmgvf-gzucut4fpcrw0h9">
         <w:r>
           <w:rPr>
             <w:rFonts w:ascii="Calibri" w:cs="Calibri" w:eastAsia="Calibri" w:hAnsi="Calibri"/>
@@ -2417,7 +2429,7 @@
         </w:numPr>
         <w:spacing w:after="50" w:line="259"/>
       </w:pPr>
-      <w:hyperlink w:history="1" r:id="rIdrbncfymdktkvyktb3kt5o">
+      <w:hyperlink w:history="1" r:id="rIdo6mdd7zabiubuuao4m4fs">
         <w:r>
           <w:rPr>
             <w:rFonts w:ascii="Calibri" w:cs="Calibri" w:eastAsia="Calibri" w:hAnsi="Calibri"/>
@@ -2448,7 +2460,7 @@
         </w:numPr>
         <w:spacing w:after="50" w:line="259"/>
       </w:pPr>
-      <w:hyperlink w:history="1" r:id="rIdx7embzntfze_tifa0fs2w">
+      <w:hyperlink w:history="1" r:id="rIdcqs9anuqgjafpjw7hins2">
         <w:r>
           <w:rPr>
             <w:rFonts w:ascii="Calibri" w:cs="Calibri" w:eastAsia="Calibri" w:hAnsi="Calibri"/>
@@ -2479,7 +2491,7 @@
         </w:numPr>
         <w:spacing w:after="50" w:line="259"/>
       </w:pPr>
-      <w:hyperlink w:history="1" r:id="rIdmuwmuw5vi7t6uj6ype-6t">
+      <w:hyperlink w:history="1" r:id="rIdho4afrbd6m9xg1qr9csgl">
         <w:r>
           <w:rPr>
             <w:rFonts w:ascii="Calibri" w:cs="Calibri" w:eastAsia="Calibri" w:hAnsi="Calibri"/>
@@ -2510,7 +2522,7 @@
         </w:numPr>
         <w:spacing w:after="50" w:line="259"/>
       </w:pPr>
-      <w:hyperlink w:history="1" r:id="rIdxl0qj4i8uhckbuzuh6z3q">
+      <w:hyperlink w:history="1" r:id="rIdsc8x8axkddd2vgoeznmsi">
         <w:r>
           <w:rPr>
             <w:rFonts w:ascii="Calibri" w:cs="Calibri" w:eastAsia="Calibri" w:hAnsi="Calibri"/>
@@ -2541,7 +2553,7 @@
         </w:numPr>
         <w:spacing w:after="50" w:line="259"/>
       </w:pPr>
-      <w:hyperlink w:history="1" r:id="rId8anydayzij83rjl3dlcyj">
+      <w:hyperlink w:history="1" r:id="rId8nohmcla1t2dyjjxe1zqc">
         <w:r>
           <w:rPr>
             <w:rFonts w:ascii="Calibri" w:cs="Calibri" w:eastAsia="Calibri" w:hAnsi="Calibri"/>
@@ -2572,7 +2584,7 @@
         </w:numPr>
         <w:spacing w:after="50" w:line="259"/>
       </w:pPr>
-      <w:hyperlink w:history="1" r:id="rIdzeaamal8omaxyyzepahne">
+      <w:hyperlink w:history="1" r:id="rIdmsy9tr8vlh8zw4qaahvhy">
         <w:r>
           <w:rPr>
             <w:rFonts w:ascii="Calibri" w:cs="Calibri" w:eastAsia="Calibri" w:hAnsi="Calibri"/>
@@ -2603,7 +2615,7 @@
         </w:numPr>
         <w:spacing w:after="50" w:line="259"/>
       </w:pPr>
-      <w:hyperlink w:history="1" r:id="rId6it4cmpgrmoggla5rgnso">
+      <w:hyperlink w:history="1" r:id="rIdgdqgxeoomjqnipggvg1xh">
         <w:r>
           <w:rPr>
             <w:rFonts w:ascii="Calibri" w:cs="Calibri" w:eastAsia="Calibri" w:hAnsi="Calibri"/>
@@ -2634,7 +2646,7 @@
         </w:numPr>
         <w:spacing w:after="50" w:line="259"/>
       </w:pPr>
-      <w:hyperlink w:history="1" r:id="rIdmox18nev9dxgicd3aq_d_">
+      <w:hyperlink w:history="1" r:id="rIdz1_wtadd8z8ymlyzvyxgf">
         <w:r>
           <w:rPr>
             <w:rFonts w:ascii="Calibri" w:cs="Calibri" w:eastAsia="Calibri" w:hAnsi="Calibri"/>
@@ -2665,7 +2677,7 @@
         </w:numPr>
         <w:spacing w:after="50" w:line="259"/>
       </w:pPr>
-      <w:hyperlink w:history="1" r:id="rId0o0fjqouifdjaffrbp1be">
+      <w:hyperlink w:history="1" r:id="rIdjrzvhcatlmaa_winai6a0">
         <w:r>
           <w:rPr>
             <w:rFonts w:ascii="Calibri" w:cs="Calibri" w:eastAsia="Calibri" w:hAnsi="Calibri"/>
@@ -2696,7 +2708,7 @@
         </w:numPr>
         <w:spacing w:after="50" w:line="259"/>
       </w:pPr>
-      <w:hyperlink w:history="1" r:id="rIdthqe9lofv-4e-dak-j17l">
+      <w:hyperlink w:history="1" r:id="rIdbgrw84jrat_ikulx178je">
         <w:r>
           <w:rPr>
             <w:rFonts w:ascii="Calibri" w:cs="Calibri" w:eastAsia="Calibri" w:hAnsi="Calibri"/>
@@ -2727,7 +2739,7 @@
         </w:numPr>
         <w:spacing w:after="50" w:line="259"/>
       </w:pPr>
-      <w:hyperlink w:history="1" r:id="rIdx5thd3iydxf8q2c4xfmk0">
+      <w:hyperlink w:history="1" r:id="rIdhv8tf_a3i2uyx-gspd1-o">
         <w:r>
           <w:rPr>
             <w:rFonts w:ascii="Calibri" w:cs="Calibri" w:eastAsia="Calibri" w:hAnsi="Calibri"/>
@@ -2758,7 +2770,7 @@
         </w:numPr>
         <w:spacing w:after="50" w:line="259"/>
       </w:pPr>
-      <w:hyperlink w:history="1" r:id="rIdpjs-fvm--iiom4uwbqzwh">
+      <w:hyperlink w:history="1" r:id="rId2ltkdsuhl-4pxint273x8">
         <w:r>
           <w:rPr>
             <w:rFonts w:ascii="Calibri" w:cs="Calibri" w:eastAsia="Calibri" w:hAnsi="Calibri"/>
@@ -2789,7 +2801,7 @@
         </w:numPr>
         <w:spacing w:after="50" w:line="259"/>
       </w:pPr>
-      <w:hyperlink w:history="1" r:id="rIdtrgydc2fklilgjrassg1s">
+      <w:hyperlink w:history="1" r:id="rId_tfiivly8csyttt73zntk">
         <w:r>
           <w:rPr>
             <w:rFonts w:ascii="Calibri" w:cs="Calibri" w:eastAsia="Calibri" w:hAnsi="Calibri"/>
@@ -2820,7 +2832,7 @@
         </w:numPr>
         <w:spacing w:after="50" w:line="259"/>
       </w:pPr>
-      <w:hyperlink w:history="1" r:id="rIdqd8pxdomfeevq3ffypxsa">
+      <w:hyperlink w:history="1" r:id="rIdytmvv-ew-4-nya5psvrpp">
         <w:r>
           <w:rPr>
             <w:rFonts w:ascii="Calibri" w:cs="Calibri" w:eastAsia="Calibri" w:hAnsi="Calibri"/>
@@ -2851,7 +2863,7 @@
         </w:numPr>
         <w:spacing w:after="50" w:line="259"/>
       </w:pPr>
-      <w:hyperlink w:history="1" r:id="rIdpg01m0fmpyuju66lyplib">
+      <w:hyperlink w:history="1" r:id="rIdibwkozm11v_ewchptql0z">
         <w:r>
           <w:rPr>
             <w:rFonts w:ascii="Calibri" w:cs="Calibri" w:eastAsia="Calibri" w:hAnsi="Calibri"/>
@@ -2882,7 +2894,7 @@
         </w:numPr>
         <w:spacing w:after="50" w:line="259"/>
       </w:pPr>
-      <w:hyperlink w:history="1" r:id="rIdorkia8x2-x7mudwa_jxb4">
+      <w:hyperlink w:history="1" r:id="rId8y1a29huzodhmhyuj17nd">
         <w:r>
           <w:rPr>
             <w:rFonts w:ascii="Calibri" w:cs="Calibri" w:eastAsia="Calibri" w:hAnsi="Calibri"/>
@@ -2913,7 +2925,7 @@
         </w:numPr>
         <w:spacing w:after="50" w:line="259"/>
       </w:pPr>
-      <w:hyperlink w:history="1" r:id="rIdzlrkl3nmgffj0pmf3ilcs">
+      <w:hyperlink w:history="1" r:id="rIdvka7jsegjb5gcyvehyfbd">
         <w:r>
           <w:rPr>
             <w:rFonts w:ascii="Calibri" w:cs="Calibri" w:eastAsia="Calibri" w:hAnsi="Calibri"/>
@@ -2944,7 +2956,7 @@
         </w:numPr>
         <w:spacing w:after="50" w:line="259"/>
       </w:pPr>
-      <w:hyperlink w:history="1" r:id="rIdvnkoz525efcrsbfxlp7cc">
+      <w:hyperlink w:history="1" r:id="rIde3rgl1et2kwyihrltw8dq">
         <w:r>
           <w:rPr>
             <w:rFonts w:ascii="Calibri" w:cs="Calibri" w:eastAsia="Calibri" w:hAnsi="Calibri"/>
@@ -2975,7 +2987,7 @@
         </w:numPr>
         <w:spacing w:after="50" w:line="259"/>
       </w:pPr>
-      <w:hyperlink w:history="1" r:id="rIdukm4fbdbdetpp7gwa6isu">
+      <w:hyperlink w:history="1" r:id="rIdwq6nmzx8ufmwik9awzhvm">
         <w:r>
           <w:rPr>
             <w:rFonts w:ascii="Calibri" w:cs="Calibri" w:eastAsia="Calibri" w:hAnsi="Calibri"/>
@@ -3006,7 +3018,7 @@
         </w:numPr>
         <w:spacing w:after="50" w:line="259"/>
       </w:pPr>
-      <w:hyperlink w:history="1" r:id="rIdock3xklrb9txgb_uocgfw">
+      <w:hyperlink w:history="1" r:id="rIdpmbq9cnn8irixabf-rtqq">
         <w:r>
           <w:rPr>
             <w:rFonts w:ascii="Calibri" w:cs="Calibri" w:eastAsia="Calibri" w:hAnsi="Calibri"/>
